--- a/MAD_LAB_Record-1.docx
+++ b/MAD_LAB_Record-1.docx
@@ -2867,6 +2867,61 @@
                 <w:sz w:val="20"/>
               </w:rPr>
             </w:pPr>
+            <w:r>
+              <w:rPr>
+                <w:noProof/>
+                <w:sz w:val="20"/>
+              </w:rPr>
+              <w:drawing>
+                <wp:anchor distT="0" distB="0" distL="114300" distR="114300" simplePos="0" relativeHeight="487610880" behindDoc="0" locked="0" layoutInCell="1" allowOverlap="1" wp14:anchorId="36E78591" wp14:editId="6608BA7B">
+                  <wp:simplePos x="0" y="0"/>
+                  <wp:positionH relativeFrom="column">
+                    <wp:posOffset>0</wp:posOffset>
+                  </wp:positionH>
+                  <wp:positionV relativeFrom="paragraph">
+                    <wp:posOffset>1562735</wp:posOffset>
+                  </wp:positionV>
+                  <wp:extent cx="1714500" cy="1714500"/>
+                  <wp:effectExtent l="0" t="0" r="0" b="0"/>
+                  <wp:wrapNone/>
+                  <wp:docPr id="1338464478" name="Picture 12"/>
+                  <wp:cNvGraphicFramePr>
+                    <a:graphicFrameLocks xmlns:a="http://schemas.openxmlformats.org/drawingml/2006/main" noChangeAspect="1"/>
+                  </wp:cNvGraphicFramePr>
+                  <a:graphic xmlns:a="http://schemas.openxmlformats.org/drawingml/2006/main">
+                    <a:graphicData uri="http://schemas.openxmlformats.org/drawingml/2006/picture">
+                      <pic:pic xmlns:pic="http://schemas.openxmlformats.org/drawingml/2006/picture">
+                        <pic:nvPicPr>
+                          <pic:cNvPr id="1338464478" name="Picture 1338464478"/>
+                          <pic:cNvPicPr/>
+                        </pic:nvPicPr>
+                        <pic:blipFill>
+                          <a:blip r:embed="rId8" cstate="print">
+                            <a:extLst>
+                              <a:ext uri="{28A0092B-C50C-407E-A947-70E740481C1C}">
+                                <a14:useLocalDpi xmlns:a14="http://schemas.microsoft.com/office/drawing/2010/main" val="0"/>
+                              </a:ext>
+                            </a:extLst>
+                          </a:blip>
+                          <a:stretch>
+                            <a:fillRect/>
+                          </a:stretch>
+                        </pic:blipFill>
+                        <pic:spPr>
+                          <a:xfrm>
+                            <a:off x="0" y="0"/>
+                            <a:ext cx="1714500" cy="1714500"/>
+                          </a:xfrm>
+                          <a:prstGeom prst="rect">
+                            <a:avLst/>
+                          </a:prstGeom>
+                        </pic:spPr>
+                      </pic:pic>
+                    </a:graphicData>
+                  </a:graphic>
+                </wp:anchor>
+              </w:drawing>
+            </w:r>
           </w:p>
         </w:tc>
       </w:tr>
@@ -5558,7 +5613,7 @@
         </w:rPr>
         <w:t xml:space="preserve"> </w:t>
       </w:r>
-      <w:hyperlink r:id="rId8" w:anchor="downloads">
+      <w:hyperlink r:id="rId9" w:anchor="downloads">
         <w:r>
           <w:rPr>
             <w:b/>
@@ -5815,7 +5870,7 @@
                     <pic:cNvPicPr/>
                   </pic:nvPicPr>
                   <pic:blipFill>
-                    <a:blip r:embed="rId9" cstate="print"/>
+                    <a:blip r:embed="rId10" cstate="print"/>
                     <a:stretch>
                       <a:fillRect/>
                     </a:stretch>
@@ -6113,7 +6168,7 @@
                     <pic:cNvPicPr/>
                   </pic:nvPicPr>
                   <pic:blipFill>
-                    <a:blip r:embed="rId10" cstate="print"/>
+                    <a:blip r:embed="rId11" cstate="print"/>
                     <a:stretch>
                       <a:fillRect/>
                     </a:stretch>
@@ -6658,7 +6713,7 @@
                     <pic:cNvPicPr/>
                   </pic:nvPicPr>
                   <pic:blipFill>
-                    <a:blip r:embed="rId11" cstate="print"/>
+                    <a:blip r:embed="rId12" cstate="print"/>
                     <a:stretch>
                       <a:fillRect/>
                     </a:stretch>
@@ -7250,7 +7305,7 @@
                     <pic:cNvPicPr/>
                   </pic:nvPicPr>
                   <pic:blipFill>
-                    <a:blip r:embed="rId12" cstate="print"/>
+                    <a:blip r:embed="rId13" cstate="print"/>
                     <a:stretch>
                       <a:fillRect/>
                     </a:stretch>
@@ -7353,7 +7408,7 @@
                     <pic:cNvPicPr/>
                   </pic:nvPicPr>
                   <pic:blipFill>
-                    <a:blip r:embed="rId13" cstate="print"/>
+                    <a:blip r:embed="rId14" cstate="print"/>
                     <a:stretch>
                       <a:fillRect/>
                     </a:stretch>
@@ -7675,7 +7730,7 @@
                     <pic:cNvPicPr/>
                   </pic:nvPicPr>
                   <pic:blipFill>
-                    <a:blip r:embed="rId14" cstate="print"/>
+                    <a:blip r:embed="rId15" cstate="print"/>
                     <a:stretch>
                       <a:fillRect/>
                     </a:stretch>
@@ -7957,7 +8012,7 @@
                     <pic:cNvPicPr/>
                   </pic:nvPicPr>
                   <pic:blipFill>
-                    <a:blip r:embed="rId15" cstate="print"/>
+                    <a:blip r:embed="rId16" cstate="print"/>
                     <a:stretch>
                       <a:fillRect/>
                     </a:stretch>
@@ -8133,7 +8188,7 @@
                     <pic:cNvPicPr/>
                   </pic:nvPicPr>
                   <pic:blipFill>
-                    <a:blip r:embed="rId16" cstate="print"/>
+                    <a:blip r:embed="rId17" cstate="print"/>
                     <a:stretch>
                       <a:fillRect/>
                     </a:stretch>
@@ -8431,7 +8486,7 @@
                     <pic:cNvPicPr/>
                   </pic:nvPicPr>
                   <pic:blipFill>
-                    <a:blip r:embed="rId17" cstate="print"/>
+                    <a:blip r:embed="rId18" cstate="print"/>
                     <a:stretch>
                       <a:fillRect/>
                     </a:stretch>
@@ -8545,7 +8600,7 @@
                     <pic:cNvPicPr/>
                   </pic:nvPicPr>
                   <pic:blipFill>
-                    <a:blip r:embed="rId18" cstate="print"/>
+                    <a:blip r:embed="rId19" cstate="print"/>
                     <a:stretch>
                       <a:fillRect/>
                     </a:stretch>
@@ -8892,7 +8947,7 @@
                     <pic:cNvPicPr/>
                   </pic:nvPicPr>
                   <pic:blipFill>
-                    <a:blip r:embed="rId19" cstate="print"/>
+                    <a:blip r:embed="rId20" cstate="print"/>
                     <a:stretch>
                       <a:fillRect/>
                     </a:stretch>
@@ -9182,7 +9237,7 @@
                     <pic:cNvPicPr/>
                   </pic:nvPicPr>
                   <pic:blipFill>
-                    <a:blip r:embed="rId20" cstate="print"/>
+                    <a:blip r:embed="rId21" cstate="print"/>
                     <a:stretch>
                       <a:fillRect/>
                     </a:stretch>
@@ -9379,7 +9434,7 @@
                     <pic:cNvPicPr/>
                   </pic:nvPicPr>
                   <pic:blipFill>
-                    <a:blip r:embed="rId21" cstate="print"/>
+                    <a:blip r:embed="rId22" cstate="print"/>
                     <a:stretch>
                       <a:fillRect/>
                     </a:stretch>
@@ -9888,7 +9943,7 @@
                     <pic:cNvPicPr/>
                   </pic:nvPicPr>
                   <pic:blipFill>
-                    <a:blip r:embed="rId22" cstate="print"/>
+                    <a:blip r:embed="rId23" cstate="print"/>
                     <a:stretch>
                       <a:fillRect/>
                     </a:stretch>
@@ -22001,7 +22056,7 @@
                           <pic:cNvPicPr/>
                         </pic:nvPicPr>
                         <pic:blipFill>
-                          <a:blip r:embed="rId23" cstate="print"/>
+                          <a:blip r:embed="rId24" cstate="print"/>
                           <a:stretch>
                             <a:fillRect/>
                           </a:stretch>
@@ -22066,7 +22121,7 @@
                           <pic:cNvPicPr/>
                         </pic:nvPicPr>
                         <pic:blipFill>
-                          <a:blip r:embed="rId24" cstate="print"/>
+                          <a:blip r:embed="rId25" cstate="print"/>
                           <a:stretch>
                             <a:fillRect/>
                           </a:stretch>
@@ -28622,7 +28677,7 @@
                           <pic:cNvPicPr/>
                         </pic:nvPicPr>
                         <pic:blipFill>
-                          <a:blip r:embed="rId25" cstate="print"/>
+                          <a:blip r:embed="rId26" cstate="print"/>
                           <a:stretch>
                             <a:fillRect/>
                           </a:stretch>
@@ -28687,7 +28742,7 @@
                           <pic:cNvPicPr/>
                         </pic:nvPicPr>
                         <pic:blipFill>
-                          <a:blip r:embed="rId26" cstate="print"/>
+                          <a:blip r:embed="rId27" cstate="print"/>
                           <a:stretch>
                             <a:fillRect/>
                           </a:stretch>
